--- a/lessons/3-3/readiness/practice.docx
+++ b/lessons/3-3/readiness/practice.docx
@@ -14,7 +14,7 @@
           <w:sz w:val="36"/>
           <w:szCs w:val="36"/>
         </w:rPr>
-        <w:t xml:space="preserve">Get Ready: Graph Ratio Tables</w:t>
+        <w:t xml:space="preserve">Get Ready: Ratio Tables</w:t>
       </w:r>
     </w:p>
     <w:p>
@@ -29,7 +29,7 @@
           <w:sz w:val="20"/>
           <w:szCs w:val="20"/>
         </w:rPr>
-        <w:t xml:space="preserve">Readiness practice for Lesson 3-3  ·  Builds toward 6.RP.3a</w:t>
+        <w:t xml:space="preserve">Readiness practice for Lesson 3-2  ·  Builds toward 6.RP.3a</w:t>
       </w:r>
     </w:p>
     <w:p>
@@ -68,7 +68,7 @@
           <w:sz w:val="22"/>
           <w:szCs w:val="22"/>
         </w:rPr>
-        <w:t xml:space="preserve">To graph a ratio table you turn each row into a point and plot it on a grid. That means reading a coordinate pair and counting over and up. Warm up plotting points and reading tables and the graph just appears.</w:t>
+        <w:t xml:space="preserve">A ratio table grows a ratio by multiplying both numbers by the same amount — exactly like making equivalent fractions. To fill rows fast you lean on skip counting and multiplication facts.</w:t>
       </w:r>
     </w:p>
     <w:p>
@@ -81,7 +81,7 @@
           <w:sz w:val="20"/>
           <w:szCs w:val="20"/>
         </w:rPr>
-        <w:t xml:space="preserve">Skills you'll warm up: Reading a coordinate (x, y)  ·  Counting over and up on a grid  ·  Reading a table row  ·  Skip counting</w:t>
+        <w:t xml:space="preserve">Skills you'll warm up: Skip counting  ·  Multiplication facts  ·  Equivalent fractions (scaling up)  ·  Reading a table row and column</w:t>
       </w:r>
     </w:p>
     <w:p>
@@ -124,7 +124,7 @@
           <w:sz w:val="20"/>
           <w:szCs w:val="20"/>
         </w:rPr>
-        <w:t xml:space="preserve">Read one point at a time.</w:t>
+        <w:t xml:space="preserve">Double both numbers, one step at a time.</w:t>
       </w:r>
     </w:p>
     <w:p>
@@ -136,7 +136,7 @@
           <w:sz w:val="22"/>
           <w:szCs w:val="22"/>
         </w:rPr>
-        <w:t xml:space="preserve">1.  In the point (5, 1), how far do you go RIGHT?</w:t>
+        <w:t xml:space="preserve">1.  The ratio is 1:2. Double the first number: 1 × 2 = ___?</w:t>
       </w:r>
     </w:p>
     <w:p>
@@ -159,7 +159,7 @@
           <w:sz w:val="22"/>
           <w:szCs w:val="22"/>
         </w:rPr>
-        <w:t xml:space="preserve">2.  In the point (5, 1), how far do you go UP?</w:t>
+        <w:t xml:space="preserve">2.  Double the second number too: 2 × 2 = ___?</w:t>
       </w:r>
     </w:p>
     <w:p>
@@ -182,7 +182,7 @@
           <w:sz w:val="22"/>
           <w:szCs w:val="22"/>
         </w:rPr>
-        <w:t xml:space="preserve">3.  A row says x = 2, y = 3. The point is…?</w:t>
+        <w:t xml:space="preserve">3.  So 1:2 doubled is…?</w:t>
       </w:r>
     </w:p>
     <w:p>
@@ -195,7 +195,7 @@
           <w:sz w:val="20"/>
           <w:szCs w:val="20"/>
         </w:rPr>
-        <w:t xml:space="preserve">     choices: (2, 3)   /   (3, 2)   /   (2, 2)   /   (5, 5)</w:t>
+        <w:t xml:space="preserve">     choices: 1:4   /   2:4   /   2:2   /   3:6</w:t>
       </w:r>
     </w:p>
     <w:p>
@@ -235,7 +235,7 @@
           <w:sz w:val="20"/>
           <w:szCs w:val="20"/>
         </w:rPr>
-        <w:t xml:space="preserve">Turn table rows into points.</w:t>
+        <w:t xml:space="preserve">Multiply both numbers by 3.</w:t>
       </w:r>
     </w:p>
     <w:p>
@@ -247,7 +247,7 @@
           <w:sz w:val="22"/>
           <w:szCs w:val="22"/>
         </w:rPr>
-        <w:t xml:space="preserve">1.  Row x = 3, y = 9. The UP value (y) is ___?</w:t>
+        <w:t xml:space="preserve">1.  The ratio is 2:5. Multiply the first by 3: 2 × 3 = ___?</w:t>
       </w:r>
     </w:p>
     <w:p>
@@ -270,20 +270,7 @@
           <w:sz w:val="22"/>
           <w:szCs w:val="22"/>
         </w:rPr>
-        <w:t xml:space="preserve">2.  Which point goes RIGHT more than UP?</w:t>
-      </w:r>
-    </w:p>
-    <w:p>
-      <w:pPr>
-        <w:spacing w:after="40" w:before="0"/>
-      </w:pPr>
-      <w:r>
-        <w:rPr>
-          <w:color w:val="5E6E7E"/>
-          <w:sz w:val="20"/>
-          <w:szCs w:val="20"/>
-        </w:rPr>
-        <w:t xml:space="preserve">     choices: (2, 6)   /   (6, 2)   /   (3, 3)   /   (1, 4)</w:t>
+        <w:t xml:space="preserve">2.  Multiply the second by 3: 5 × 3 = ___?</w:t>
       </w:r>
     </w:p>
     <w:p>
@@ -323,7 +310,7 @@
           <w:sz w:val="20"/>
           <w:szCs w:val="20"/>
         </w:rPr>
-        <w:t xml:space="preserve">Warm up plotting a ratio.</w:t>
+        <w:t xml:space="preserve">Fill the missing table cell.</w:t>
       </w:r>
     </w:p>
     <w:p>
@@ -335,7 +322,18 @@
           <w:sz w:val="22"/>
           <w:szCs w:val="22"/>
         </w:rPr>
-        <w:t xml:space="preserve">1.  The ratio 1:2 makes the point for x = 3. If y is twice x, the point is…?</w:t>
+        <w:t xml:space="preserve">1.  Table: 3 → 12, 6 → ?. Each top is multiplied by 4. So 6 × 4 = ___?</w:t>
+      </w:r>
+    </w:p>
+    <w:p>
+      <w:pPr>
+        <w:spacing w:after="80" w:before="0"/>
+      </w:pPr>
+      <w:r>
+        <w:rPr>
+          <w:color w:val="BBBBBB"/>
+        </w:rPr>
+        <w:t xml:space="preserve">____________________________________________________</w:t>
       </w:r>
     </w:p>
     <w:p>
@@ -344,34 +342,10 @@
       </w:pPr>
       <w:r>
         <w:rPr>
-          <w:color w:val="5E6E7E"/>
-          <w:sz w:val="20"/>
-          <w:szCs w:val="20"/>
-        </w:rPr>
-        <w:t xml:space="preserve">     choices: (3, 3)   /   (2, 3)   /   (3, 6)   /   (6, 3)</w:t>
-      </w:r>
-    </w:p>
-    <w:p>
-      <w:pPr>
-        <w:spacing w:after="80" w:before="0"/>
-      </w:pPr>
-      <w:r>
-        <w:rPr>
-          <w:color w:val="BBBBBB"/>
-        </w:rPr>
-        <w:t xml:space="preserve">____________________________________________________</w:t>
-      </w:r>
-    </w:p>
-    <w:p>
-      <w:pPr>
-        <w:spacing w:after="40" w:before="0"/>
-      </w:pPr>
-      <w:r>
-        <w:rPr>
-          <w:sz w:val="22"/>
-          <w:szCs w:val="22"/>
-        </w:rPr>
-        <w:t xml:space="preserve">2.  Points on a ratio line always start from the origin. What is the x-value of the origin?</w:t>
+          <w:sz w:val="22"/>
+          <w:szCs w:val="22"/>
+        </w:rPr>
+        <w:t xml:space="preserve">2.  Equivalent ratio: 4:6 = 8:?. Both numbers doubled, so 6 × 2 = ___?</w:t>
       </w:r>
     </w:p>
     <w:p>
@@ -409,7 +383,18 @@
           <w:sz w:val="22"/>
           <w:szCs w:val="22"/>
         </w:rPr>
-        <w:t xml:space="preserve">1.  A table row is x = 4, y = 5. What is the point?</w:t>
+        <w:t xml:space="preserve">1.  The ratio 2:3 is multiplied by 4. The first number becomes 2 × 4 = ___?</w:t>
+      </w:r>
+    </w:p>
+    <w:p>
+      <w:pPr>
+        <w:spacing w:after="80" w:before="0"/>
+      </w:pPr>
+      <w:r>
+        <w:rPr>
+          <w:color w:val="BBBBBB"/>
+        </w:rPr>
+        <w:t xml:space="preserve">____________________________________________________</w:t>
       </w:r>
     </w:p>
     <w:p>
@@ -418,34 +403,23 @@
       </w:pPr>
       <w:r>
         <w:rPr>
+          <w:sz w:val="22"/>
+          <w:szCs w:val="22"/>
+        </w:rPr>
+        <w:t xml:space="preserve">2.  Which ratio is equal to 1:5?</w:t>
+      </w:r>
+    </w:p>
+    <w:p>
+      <w:pPr>
+        <w:spacing w:after="40" w:before="0"/>
+      </w:pPr>
+      <w:r>
+        <w:rPr>
           <w:color w:val="5E6E7E"/>
           <w:sz w:val="20"/>
           <w:szCs w:val="20"/>
         </w:rPr>
-        <w:t xml:space="preserve">     choices: (4, 5)   /   (5, 4)   /   (4, 4)   /   (9, 9)</w:t>
-      </w:r>
-    </w:p>
-    <w:p>
-      <w:pPr>
-        <w:spacing w:after="80" w:before="0"/>
-      </w:pPr>
-      <w:r>
-        <w:rPr>
-          <w:color w:val="BBBBBB"/>
-        </w:rPr>
-        <w:t xml:space="preserve">____________________________________________________</w:t>
-      </w:r>
-    </w:p>
-    <w:p>
-      <w:pPr>
-        <w:spacing w:after="40" w:before="0"/>
-      </w:pPr>
-      <w:r>
-        <w:rPr>
-          <w:sz w:val="22"/>
-          <w:szCs w:val="22"/>
-        </w:rPr>
-        <w:t xml:space="preserve">2.  To plot (3, 2) you go right 3 and up ___?</w:t>
+        <w:t xml:space="preserve">     choices: 5:1   /   2:5   /   3:15   /   5:10</w:t>
       </w:r>
     </w:p>
     <w:p>
@@ -471,7 +445,7 @@
           <w:sz w:val="20"/>
           <w:szCs w:val="20"/>
         </w:rPr>
-        <w:t xml:space="preserve">When you've finished, open Lesson 3-3 and dive in!</w:t>
+        <w:t xml:space="preserve">When you've finished, open Lesson 3-2 and dive in!</w:t>
       </w:r>
     </w:p>
     <w:p>
@@ -518,7 +492,7 @@
           <w:sz w:val="20"/>
           <w:szCs w:val="20"/>
         </w:rPr>
-        <w:t xml:space="preserve">1. 5</w:t>
+        <w:t xml:space="preserve">1. 2</w:t>
       </w:r>
     </w:p>
     <w:p>
@@ -530,7 +504,7 @@
           <w:sz w:val="20"/>
           <w:szCs w:val="20"/>
         </w:rPr>
-        <w:t xml:space="preserve">2. 1</w:t>
+        <w:t xml:space="preserve">2. 4</w:t>
       </w:r>
     </w:p>
     <w:p>
@@ -542,7 +516,7 @@
           <w:sz w:val="20"/>
           <w:szCs w:val="20"/>
         </w:rPr>
-        <w:t xml:space="preserve">3. (2, 3)</w:t>
+        <w:t xml:space="preserve">3. 2:4</w:t>
       </w:r>
     </w:p>
     <w:p>
@@ -569,7 +543,7 @@
           <w:sz w:val="20"/>
           <w:szCs w:val="20"/>
         </w:rPr>
-        <w:t xml:space="preserve">1. 9</w:t>
+        <w:t xml:space="preserve">1. 6</w:t>
       </w:r>
     </w:p>
     <w:p>
@@ -581,7 +555,7 @@
           <w:sz w:val="20"/>
           <w:szCs w:val="20"/>
         </w:rPr>
-        <w:t xml:space="preserve">2. (6, 2)</w:t>
+        <w:t xml:space="preserve">2. 15</w:t>
       </w:r>
     </w:p>
     <w:p>
@@ -608,7 +582,7 @@
           <w:sz w:val="20"/>
           <w:szCs w:val="20"/>
         </w:rPr>
-        <w:t xml:space="preserve">1. (3, 6)</w:t>
+        <w:t xml:space="preserve">1. 24</w:t>
       </w:r>
     </w:p>
     <w:p>
@@ -620,7 +594,7 @@
           <w:sz w:val="20"/>
           <w:szCs w:val="20"/>
         </w:rPr>
-        <w:t xml:space="preserve">2. 0</w:t>
+        <w:t xml:space="preserve">2. 12</w:t>
       </w:r>
     </w:p>
     <w:p>
@@ -647,7 +621,7 @@
           <w:sz w:val="20"/>
           <w:szCs w:val="20"/>
         </w:rPr>
-        <w:t xml:space="preserve">1. (4, 5)</w:t>
+        <w:t xml:space="preserve">1. 8</w:t>
       </w:r>
     </w:p>
     <w:p>
@@ -659,7 +633,7 @@
           <w:sz w:val="20"/>
           <w:szCs w:val="20"/>
         </w:rPr>
-        <w:t xml:space="preserve">2. 2</w:t>
+        <w:t xml:space="preserve">2. 3:15</w:t>
       </w:r>
     </w:p>
     <w:sectPr>
